--- a/ploteo/pruebas_uni/INFORME_TESTS_MARCHA_BLANCA.docx
+++ b/ploteo/pruebas_uni/INFORME_TESTS_MARCHA_BLANCA.docx
@@ -17,7 +17,7 @@
     </w:p>
     <w:p>
       <w:r>
-        <w:t>Generado el 08/09/2026.</w:t>
+        <w:t>Generado el 09/09/2026.</w:t>
       </w:r>
     </w:p>
     <w:p>
@@ -892,7 +892,7 @@
               <w:rPr>
                 <w:sz w:val="17"/>
               </w:rPr>
-              <w:t>Línea ajena al proyecto</w:t>
+              <w:t>Cualquier event_id es válido</w:t>
             </w:r>
           </w:p>
         </w:tc>
@@ -905,7 +905,7 @@
               <w:rPr>
                 <w:sz w:val="17"/>
               </w:rPr>
-              <w:t>Texto sin la marca 'csn_'</w:t>
+              <w:t>Línea válida con event_id sin 'csn_' (ej. 'simulador2026rqhz')</w:t>
             </w:r>
           </w:p>
         </w:tc>
@@ -918,7 +918,7 @@
               <w:rPr>
                 <w:sz w:val="17"/>
               </w:rPr>
-              <w:t>Línea rechazada</w:t>
+              <w:t>ev['event_id'] = 'simulador2026rqhz' (línea aceptada)</w:t>
             </w:r>
           </w:p>
         </w:tc>
